--- a/cf/sh/u/files/u015.docx
+++ b/cf/sh/u/files/u015.docx
@@ -20,7 +20,7 @@
     </w:p>
     <w:p>
       <w:r>
-        <w:t>請針對每個題目，把答案填在「回答：」後面（越具體越好）；填好後請放回您的部門資料夾即可，不需回信。</w:t>
+        <w:t>這份問卷是想更了解您的實際作業，好把您的 AI 助理做得更貼近需求。第一部分請把答案填在「回答：」後面（越具體越好）；第二部分只是先讓您了解，之後用的時候再一起調整，不用現在填。填好後放回您的部門資料夾即可，不需回信。</w:t>
       </w:r>
     </w:p>
     <w:p>
@@ -32,8 +32,16 @@
       </w:r>
     </w:p>
     <w:p>
+      <w:pPr>
+        <w:pStyle w:val="Heading2"/>
+      </w:pPr>
       <w:r>
-        <w:t>1. 官網的維護方式為何（CMS／靜態檔／需 IT 部署）？AI 僅產文案與清單草稿，實際更新由誰操作？</w:t>
+        <w:t>一、請您提供或確認的事情</w:t>
+      </w:r>
+    </w:p>
+    <w:p>
+      <w:r>
+        <w:t>1. 官網目前怎麼維護？是後台系統（CMS）、還是靜態檔要 IT 部署？（AI 只能出文案和清單草稿，實際上網由人操作）</w:t>
       </w:r>
     </w:p>
     <w:p>
@@ -43,7 +51,7 @@
     </w:p>
     <w:p>
       <w:r>
-        <w:t>2. 品牌與用語規範（公司/產品正式名稱、標語、禁用語）是否已文件化？</w:t>
+        <w:t>2. 品牌用語規範請提供：公司/產品的正式全名、標語、有沒有不能用的字（禁用語）？請給一份對照表。</w:t>
       </w:r>
     </w:p>
     <w:p>
@@ -53,7 +61,7 @@
     </w:p>
     <w:p>
       <w:r>
-        <w:t>3. 官網各頁面結構與各區塊負責人為何？</w:t>
+        <w:t>3. 官網有哪些頁面/區塊、各由誰負責？請提供頁面結構清單。</w:t>
       </w:r>
     </w:p>
     <w:p>
@@ -63,7 +71,7 @@
     </w:p>
     <w:p>
       <w:r>
-        <w:t>4. 更新需求的來源（使用者來信還是博格需求單）與必附資訊？</w:t>
+        <w:t>4. 相關單位提供的更新內容（Word、圖片）平常怎麼交來？有沒有需求單號可對應？</w:t>
       </w:r>
     </w:p>
     <w:p>
@@ -73,7 +81,7 @@
     </w:p>
     <w:p>
       <w:r>
-        <w:t>5. 圖片/Word 素材的核可流程與版權確認方式？</w:t>
+        <w:t>5. 以前的官網文案有沒有範例？請提供 1～2 段當參考。</w:t>
       </w:r>
     </w:p>
     <w:p>
@@ -82,13 +90,36 @@
       </w:r>
     </w:p>
     <w:p>
+      <w:pPr>
+        <w:pStyle w:val="Heading2"/>
+      </w:pPr>
       <w:r>
-        <w:t>6. 涉及客戶名稱、數據等對外敏感內容的揭露規則？</w:t>
+        <w:t>二、要用了之後、跟 AI 一起調整的事情（先了解即可，不用現在填）</w:t>
       </w:r>
     </w:p>
     <w:p>
       <w:r>
-        <w:t>回答：</w:t>
+        <w:t>• 上傳新圖片和新文案試做，看 AI 整理出的『待更新項目清單』對不對、有沒有列對素材檔名。</w:t>
+      </w:r>
+    </w:p>
+    <w:p>
+      <w:r>
+        <w:t>• 碰到文案出現沒核可的客戶名稱、誇大字眼，或缺圖片時，確認 AI 標『違反禁用語/待確認』『素材待補』，不會自己補圖或刪名。</w:t>
+      </w:r>
+    </w:p>
+    <w:p>
+      <w:r>
+        <w:t>• 品牌禁用語、正式名稱有更新時，更新給 AI。</w:t>
+      </w:r>
+    </w:p>
+    <w:p>
+      <w:r>
+        <w:t>• 文案風格、用詞照你們品牌調性調整。</w:t>
+      </w:r>
+    </w:p>
+    <w:p>
+      <w:r>
+        <w:t>• 官網是對外公開內容，AI 出的都只是草稿，實際發布一定要人工核可後才上線。</w:t>
       </w:r>
     </w:p>
     <w:p/>
@@ -101,8 +132,16 @@
       </w:r>
     </w:p>
     <w:p>
+      <w:pPr>
+        <w:pStyle w:val="Heading2"/>
+      </w:pPr>
       <w:r>
-        <w:t>1. 博格後台簽核流程設定的匯出方式與欄位（流程關卡、簽核人、代理人）為何？</w:t>
+        <w:t>一、請您提供或確認的事情</w:t>
+      </w:r>
+    </w:p>
+    <w:p>
+      <w:r>
+        <w:t>1. 博格簽核流程的設定（每一關卡是誰簽、有沒有代理人）怎麼從後台匯出？有哪些欄位？請附一張畫面。</w:t>
       </w:r>
     </w:p>
     <w:p>
@@ -112,7 +151,7 @@
     </w:p>
     <w:p>
       <w:r>
-        <w:t>2. DB 表單狀態與簽核參數的查詢方式？能否取得或需 IT 介接？</w:t>
+        <w:t>2. 表單狀態、簽核參數放在 DB 資料庫，怎麼查？是能自己取得、還是要 IT 幫忙？</w:t>
       </w:r>
     </w:p>
     <w:p>
@@ -122,7 +161,7 @@
     </w:p>
     <w:p>
       <w:r>
-        <w:t>3. 常見異常類型與標準處理 SOP（離職承接規則、權限開通規則、部門異動流程）為何？</w:t>
+        <w:t>3. 常見的異常狀況（離職窗口沒人接、權限沒開、流程少一關）各有沒有標準處理步驟（SOP）？請用白話列給我們。</w:t>
       </w:r>
     </w:p>
     <w:p>
@@ -132,7 +171,7 @@
     </w:p>
     <w:p>
       <w:r>
-        <w:t>4. 簽核人離職後的承接窗口如何決定（部門主管指派還是固定代理）？</w:t>
+        <w:t>4. 人員異動（離職、調部門）時，簽核窗口怎麼承接、權限怎麼調整，有沒有規則？請說明。</w:t>
       </w:r>
     </w:p>
     <w:p>
@@ -142,7 +181,7 @@
     </w:p>
     <w:p>
       <w:r>
-        <w:t>5. 回覆使用者的信件範本與用語？</w:t>
+        <w:t>5. 回覆使用者的信有沒有固定範本或慣用講法？請提供 1～2 封當範例。</w:t>
       </w:r>
     </w:p>
     <w:p>
@@ -151,13 +190,36 @@
       </w:r>
     </w:p>
     <w:p>
+      <w:pPr>
+        <w:pStyle w:val="Heading2"/>
+      </w:pPr>
       <w:r>
-        <w:t>6. 哪些設定調整需送核、哪些可由維運人員直接改？</w:t>
+        <w:t>二、要用了之後、跟 AI 一起調整的事情（先了解即可，不用現在填）</w:t>
       </w:r>
     </w:p>
     <w:p>
       <w:r>
-        <w:t>回答：</w:t>
+        <w:t>• 先拿幾個真實卡關案例試跑，看 AI 定位的『卡在哪一關、什麼原因』準不準。</w:t>
+      </w:r>
+    </w:p>
+    <w:p>
+      <w:r>
+        <w:t>• 碰到使用者只說『表單送不出去』沒給流程名稱/單號時，確認 AI 標『待補』、列出要問的問題，不亂猜卡關點。</w:t>
+      </w:r>
+    </w:p>
+    <w:p>
+      <w:r>
+        <w:t>• 新出現的異常類型（例如新的權限問題），把處理方式補成 SOP 教給 AI。</w:t>
+      </w:r>
+    </w:p>
+    <w:p>
+      <w:r>
+        <w:t>• 回信的語氣、用詞照你們習慣調整。</w:t>
+      </w:r>
+    </w:p>
+    <w:p>
+      <w:r>
+        <w:t>• 這題偏診斷判斷，AI 只出建議草稿，實際改設定仍由工程師做；用一陣子後把準確度高的情境逐步標準化。</w:t>
       </w:r>
     </w:p>
     <w:p/>
@@ -170,8 +232,16 @@
       </w:r>
     </w:p>
     <w:p>
+      <w:pPr>
+        <w:pStyle w:val="Heading2"/>
+      </w:pPr>
       <w:r>
-        <w:t>1. 各系統的功能規格文件與設定基準（預期行為、必填欄位、參數）是否齊備？</w:t>
+        <w:t>一、請您提供或確認的事情</w:t>
+      </w:r>
+    </w:p>
+    <w:p>
+      <w:r>
+        <w:t>1. 這題是排查『別人開發的系統』的異常。請告訴我們：各系統有沒有『功能規格文件』（說明本來應該怎麼運作）可以給 AI 當對照？</w:t>
       </w:r>
     </w:p>
     <w:p>
@@ -181,7 +251,7 @@
     </w:p>
     <w:p>
       <w:r>
-        <w:t>2. log 取得方式與格式（後台 log 路徑、層級、保留天數）為何？</w:t>
+        <w:t>2. 系統 log（錯誤紀錄）放在哪、格式長什麼樣？請附一段範例（去識別後）。</w:t>
       </w:r>
     </w:p>
     <w:p>
@@ -191,7 +261,7 @@
     </w:p>
     <w:p>
       <w:r>
-        <w:t>3. 程式碼/SQL 的取得範圍與 GitHub repo 權限？</w:t>
+        <w:t>3. 程式碼、SQL 放在 GitHub 或 DB，AI 要用到哪些、有沒有權限限制？</w:t>
       </w:r>
     </w:p>
     <w:p>
@@ -201,7 +271,7 @@
     </w:p>
     <w:p>
       <w:r>
-        <w:t>4. 本題程式碼修正由工程師執行，可切出的文書/分析子任務範圍為何？</w:t>
+        <w:t>4. 這題裡『改程式、修 bug』是工程師做，AI 只做摘要和分析草稿。請確認可以切給 AI 的文書/分析範圍到哪。</w:t>
       </w:r>
     </w:p>
     <w:p>
@@ -211,7 +281,7 @@
     </w:p>
     <w:p>
       <w:r>
-        <w:t>5. 回覆使用者的信件範本與用語？</w:t>
+        <w:t>5. 回覆使用者的信有沒有固定範本？請提供 1～2 封當範例。</w:t>
       </w:r>
     </w:p>
     <w:p>
@@ -220,13 +290,36 @@
       </w:r>
     </w:p>
     <w:p>
+      <w:pPr>
+        <w:pStyle w:val="Heading2"/>
+      </w:pPr>
       <w:r>
-        <w:t>6. 常見異常類型是否已有處理紀錄可供 AI 參考？</w:t>
+        <w:t>二、要用了之後、跟 AI 一起調整的事情（先了解即可，不用現在填）</w:t>
       </w:r>
     </w:p>
     <w:p>
       <w:r>
-        <w:t>回答：</w:t>
+        <w:t>• 先拿幾個真實異常案例（含 log 和規格）試跑，看 AI 找出的『和規格的落差、可能原因』準不準。</w:t>
+      </w:r>
+    </w:p>
+    <w:p>
+      <w:r>
+        <w:t>• 碰到只說『系統很慢』沒有 log、沒有重現步驟時，確認 AI 標『待補』、不會編造 log 裡沒有的錯誤訊息或亂猜根本原因。</w:t>
+      </w:r>
+    </w:p>
+    <w:p>
+      <w:r>
+        <w:t>• 規格文件、預期行為有更新時，補給 AI。</w:t>
+      </w:r>
+    </w:p>
+    <w:p>
+      <w:r>
+        <w:t>• 回信的語氣、用詞照你們習慣調整。</w:t>
+      </w:r>
+    </w:p>
+    <w:p>
+      <w:r>
+        <w:t>• 這題偏判斷分析，AI 只出草稿，實際排查修正由工程師做；把準確度高的情境逐步累積成範例，讓 AI 更準。</w:t>
       </w:r>
     </w:p>
     <w:p/>
